--- a/docs/konzepte/260919-Briefing-IT-Ingenieur-JANS-AI-Zentrum/260919-Begleitnotiz-intern-Entscheide-vor-Versand.docx
+++ b/docs/konzepte/260919-Briefing-IT-Ingenieur-JANS-AI-Zentrum/260919-Begleitnotiz-intern-Entscheide-vor-Versand.docx
@@ -7,7 +7,7 @@
         <w:pStyle w:val="Heading1"/>
       </w:pPr>
       <w:r>
-        <w:t>Begleitnotiz intern: Entscheide vor dem Versand des Briefings</w:t>
+        <w:t>Begleitnotiz intern: Entscheide vor dem Versand</w:t>
       </w:r>
     </w:p>
     <w:p>
@@ -28,10 +28,10 @@
         <w:rPr>
           <w:b/>
         </w:rPr>
-        <w:t>00.1 Das Briefing ist versandbereit bis auf Deine Entscheide.</w:t>
+        <w:t>00.1 Versandbereit bis auf fünf Entscheide.</w:t>
       </w:r>
       <w:r>
-        <w:t xml:space="preserve"> Offen sind die Termine (Platzhalterlinien), der Budgetrahmen und die Bestätigung des Hub-Schnitts. Alles Weitere steht.</w:t>
+        <w:t xml:space="preserve"> Vor dem Versand brauche ich von Dir: Bestellform, Wachstumsziel, Hub-Schnitt, Bewertungsraster und die Anbieterliste, dazu die Termine in den Platzhalterlinien. Zehn weitere Entscheide gehören in den Workshop von AP0 und halten den Versand nicht auf.</w:t>
       </w:r>
     </w:p>
     <w:p>
@@ -39,10 +39,10 @@
         <w:rPr>
           <w:b/>
         </w:rPr>
-        <w:t>00.2 Drei Entwürfe, drei Richter, ein Ergebnis.</w:t>
+        <w:t>00.2 Zwei Stufen beim Versand.</w:t>
       </w:r>
       <w:r>
-        <w:t xml:space="preserve"> Geprüft wurden Cloud-first, eigener Server und Hybrid. Alle drei Richter (Plattform-Architekt, Inhaber-Sicht, Datenschutz und Sicherheit) wählen den Hybrid als Rückgrat: kleiner Kern zuerst, Ausbau nur bei geschäftlichem Auslöser. Das Briefing ist so gebaut.</w:t>
+        <w:t xml:space="preserve"> Zuerst geht nur die zweiseitige Anfrage hinaus. Das Briefing und Beilage 1 folgen nach der Geheimhaltungsvereinbarung, der Befundkatalog liegt an der Begehung auf. Drei Prüfer haben unabhängig gewarnt: das volle Briefing beschreibt zusammen mit Firmenname und Mailadresse, wie das System angreifbar ist.</w:t>
       </w:r>
     </w:p>
     <w:p>
@@ -50,10 +50,10 @@
         <w:rPr>
           <w:b/>
         </w:rPr>
-        <w:t>00.3 Die Grössenordnung liegt weit über den CHF 20'000 des Strategiepapiers vom Juli.</w:t>
+        <w:t>00.3 Das Briefing ist auf dem Hybrid gebaut.</w:t>
       </w:r>
       <w:r>
-        <w:t xml:space="preserve"> Jenes Papier hatte einen anderen Zuschnitt (GPU-Workstation, Lizenzen, ein bis zwei Integrationstage) und adressiert keinen der heutigen Befunde. Die Schätzung für Stufe 1 steht in Abschnitt 04, ausdrücklich ohne Offertgrundlage.</w:t>
+        <w:t xml:space="preserve"> Geprüft wurden Cloud-first, eigener Server und Hybrid. Alle drei Richter des Panels wählen den Hybrid als Rückgrat: kleiner Kern zuerst, Ausbau nur bei geschäftlichem Auslöser.</w:t>
       </w:r>
     </w:p>
     <w:p>
@@ -61,10 +61,10 @@
         <w:rPr>
           <w:b/>
         </w:rPr>
-        <w:t>00.4 Ein Termin drängt unabhängig vom Ingenieur.</w:t>
+        <w:t>00.4 Die Grössenordnung liegt weit über den CHF 20'000 des älteren Investitionsplans.</w:t>
       </w:r>
       <w:r>
-        <w:t xml:space="preserve"> Am 02.10.2026 steht der erste unbeaufsichtigte Monatslauf der bexio-Buchungen an, heute ohne Betragsgrenze. Abschnitt 02 nennt die Sofortmassnahmen. Der Punkt steht im Fristen-Register.</w:t>
+        <w:t xml:space="preserve"> Jenes Papier (im Hub seit Juli 2026 geführt) hatte einen anderen Zuschnitt: GPU-Workstation, Lizenzen, ein bis zwei Integrationstage. Von den heutigen Befunden streift es nur Backup und Datenschutz mit CHF 500. Die Schätzung für Stufe 1 steht in Abschnitt 05, ausdrücklich ohne Offertgrundlage.</w:t>
       </w:r>
     </w:p>
     <w:p>
@@ -72,10 +72,21 @@
         <w:rPr>
           <w:b/>
         </w:rPr>
-        <w:t>00.5 Der Engpass bist Du.</w:t>
+        <w:t>00.5 Ein Termin drängt unabhängig vom Ingenieur.</w:t>
       </w:r>
       <w:r>
-        <w:t xml:space="preserve"> Alle Richter halten fest: bindend ist nicht die Zahl der Ingenieurtage, sondern Deine Verfügbarkeit für Entscheide und wache Umschaltfenster. Belegt sind 24 Tage zwischen «gebaut» und «geladen». Plane ein bis zwei Tage je Woche über fünf bis neun Monate.</w:t>
+        <w:t xml:space="preserve"> Am 02.10.2026 steht der erste unbeaufsichtigte Monatslauf der bexio-Buchungen an, ohne Betragsgrenze. Der Punkt steht im Fristen-Register, die Sofortmassnahmen in Abschnitt 02.</w:t>
+      </w:r>
+    </w:p>
+    <w:p>
+      <w:r>
+        <w:rPr>
+          <w:b/>
+        </w:rPr>
+        <w:t>00.6 Der Engpass bist Du.</w:t>
+      </w:r>
+      <w:r>
+        <w:t xml:space="preserve"> Alle Richter halten fest: Bindend ist nicht die Zahl der Ingenieurtage, sondern Deine Verfügbarkeit für Entscheide und wache Umschaltfenster. Belegt sind 24 Tage zwischen «gebaut» und «geladen». Plane ein bis zwei Tage je Woche über sechs bis neun Monate.</w:t>
       </w:r>
     </w:p>
     <w:p>
@@ -94,7 +105,7 @@
         <w:t>01.1 Ist-Analyse.</w:t>
       </w:r>
       <w:r>
-        <w:t xml:space="preserve"> Zehn parallele, rein lesende Analyse-Läufe über je ein Subsystem, 120 belegte Befunde, zusammengeführt im Befundkatalog (48 Seiten). Drei Kernzahlen habe ich an der Quelle nachgemessen: 2'543 Läufe mit 43 % Fehlläufen, 346 Mount-Abrisse am 17.09., 46 Task-Definitionen.</w:t>
+        <w:t xml:space="preserve"> Zehn parallele, rein lesende Analyse-Läufe über je ein Subsystem, 120 belegte Befunde, zusammengeführt im Befundkatalog (48 Seiten). Drei Kernzahlen habe ich an der Quelle nachgemessen: 2'543 Läufe mit 43 % Fehlläufen, 46 Task-Definitionen und 346 Stall-Meldungen des Keepalive am 17.09.2026. Letztere sind eine einzige Episode von 03:15 bis 09:07, nicht 346 Abrisse. Den Fehler hat die Gegenprüfung gefunden, er ist überall korrigiert.</w:t>
       </w:r>
     </w:p>
     <w:p>
@@ -102,338 +113,21 @@
         <w:rPr>
           <w:b/>
         </w:rPr>
-        <w:t>01.2 Panel.</w:t>
+        <w:t>01.2 Panel in der Bilanz.</w:t>
       </w:r>
       <w:r>
-        <w:t xml:space="preserve"> Noten 1 bis 5, höher ist besser.</w:t>
+        <w:t xml:space="preserve"> A Cloud-first: plus kleinster Eigenbetrieb, trägt Mitarbeitende und Mandanten am besten; minus zehn bis zwölf Anbieterbeziehungen, erzwingt faktisch den API-Betrieb, keine Sofortmassnahme vor dem 02.10. B Eigener Server: plus höchste Datenhoheit, härteste Abnahmetests; minus rund ein Dutzend selbst betriebene Dienste, teuerste und längste Variante, Klumpenrisiko Büro. C Hybrid: plus ein Host, eine Datenbank, Ausbau nur bei Auslöser, Sofortmassnahmen, Eigenleistung beziffert; minus Aufwände im Entwurf rund um die Hälfte zu tief (in 05 korrigiert), Geräteverwaltung und Mandantenfeld zu spät (im Briefing vorgezogen).</w:t>
       </w:r>
     </w:p>
-    <w:tbl>
-      <w:tblPr>
-        <w:tblW w:type="dxa" w:w="9639"/>
-        <w:tblLayout w:type="fixed"/>
-        <w:tblLook w:firstColumn="1" w:firstRow="1" w:lastColumn="0" w:lastRow="0" w:noHBand="0" w:noVBand="1" w:val="04A0"/>
-        <w:tblBorders>
-          <w:top w:val="nil"/>
-          <w:left w:val="nil"/>
-          <w:bottom w:val="nil"/>
-          <w:right w:val="nil"/>
-          <w:insideH w:val="nil"/>
-          <w:insideV w:val="nil"/>
-        </w:tblBorders>
-      </w:tblPr>
-      <w:tblGrid>
-        <w:gridCol w:w="3515"/>
-        <w:gridCol w:w="2041"/>
-        <w:gridCol w:w="2154"/>
-        <w:gridCol w:w="1927"/>
-      </w:tblGrid>
-      <w:tr>
-        <w:trPr>
-          <w:cantSplit/>
-        </w:trPr>
-        <w:tc>
-          <w:tcPr>
-            <w:tcW w:type="dxa" w:w="3515"/>
-          </w:tcPr>
-          <w:p>
-            <w:pPr>
-              <w:spacing w:line="276" w:lineRule="auto" w:after="60" w:before="20"/>
-            </w:pPr>
-            <w:r>
-              <w:rPr>
-                <w:rFonts w:ascii="Cambria" w:hAnsi="Cambria" w:cs="Cambria" w:eastAsia="Cambria"/>
-                <w:b/>
-                <w:sz w:val="20"/>
-              </w:rPr>
-              <w:t>Richter</w:t>
-            </w:r>
-          </w:p>
-        </w:tc>
-        <w:tc>
-          <w:tcPr>
-            <w:tcW w:type="dxa" w:w="2041"/>
-          </w:tcPr>
-          <w:p>
-            <w:pPr>
-              <w:spacing w:line="276" w:lineRule="auto" w:after="60" w:before="20"/>
-            </w:pPr>
-            <w:r>
-              <w:rPr>
-                <w:rFonts w:ascii="Cambria" w:hAnsi="Cambria" w:cs="Cambria" w:eastAsia="Cambria"/>
-                <w:b/>
-                <w:sz w:val="20"/>
-              </w:rPr>
-              <w:t>A Cloud-first</w:t>
-            </w:r>
-          </w:p>
-        </w:tc>
-        <w:tc>
-          <w:tcPr>
-            <w:tcW w:type="dxa" w:w="2154"/>
-          </w:tcPr>
-          <w:p>
-            <w:pPr>
-              <w:spacing w:line="276" w:lineRule="auto" w:after="60" w:before="20"/>
-            </w:pPr>
-            <w:r>
-              <w:rPr>
-                <w:rFonts w:ascii="Cambria" w:hAnsi="Cambria" w:cs="Cambria" w:eastAsia="Cambria"/>
-                <w:b/>
-                <w:sz w:val="20"/>
-              </w:rPr>
-              <w:t>B Eigener Server</w:t>
-            </w:r>
-          </w:p>
-        </w:tc>
-        <w:tc>
-          <w:tcPr>
-            <w:tcW w:type="dxa" w:w="1928"/>
-          </w:tcPr>
-          <w:p>
-            <w:pPr>
-              <w:spacing w:line="276" w:lineRule="auto" w:after="60" w:before="20"/>
-            </w:pPr>
-            <w:r>
-              <w:rPr>
-                <w:rFonts w:ascii="Cambria" w:hAnsi="Cambria" w:cs="Cambria" w:eastAsia="Cambria"/>
-                <w:b/>
-                <w:sz w:val="20"/>
-              </w:rPr>
-              <w:t>C Hybrid</w:t>
-            </w:r>
-          </w:p>
-        </w:tc>
-      </w:tr>
-      <w:tr>
-        <w:trPr>
-          <w:cantSplit/>
-        </w:trPr>
-        <w:tc>
-          <w:tcPr>
-            <w:tcW w:type="dxa" w:w="3515"/>
-          </w:tcPr>
-          <w:p>
-            <w:pPr>
-              <w:spacing w:line="276" w:lineRule="auto" w:after="60" w:before="20"/>
-            </w:pPr>
-            <w:r>
-              <w:rPr>
-                <w:rFonts w:ascii="Cambria" w:hAnsi="Cambria" w:cs="Cambria" w:eastAsia="Cambria"/>
-                <w:sz w:val="20"/>
-              </w:rPr>
-              <w:t>Inhaber-Sicht</w:t>
-            </w:r>
-          </w:p>
-        </w:tc>
-        <w:tc>
-          <w:tcPr>
-            <w:tcW w:type="dxa" w:w="2041"/>
-          </w:tcPr>
-          <w:p>
-            <w:pPr>
-              <w:spacing w:line="276" w:lineRule="auto" w:after="60" w:before="20"/>
-            </w:pPr>
-            <w:r>
-              <w:rPr>
-                <w:rFonts w:ascii="Cambria" w:hAnsi="Cambria" w:cs="Cambria" w:eastAsia="Cambria"/>
-                <w:sz w:val="20"/>
-              </w:rPr>
-              <w:t>3.2</w:t>
-            </w:r>
-          </w:p>
-        </w:tc>
-        <w:tc>
-          <w:tcPr>
-            <w:tcW w:type="dxa" w:w="2154"/>
-          </w:tcPr>
-          <w:p>
-            <w:pPr>
-              <w:spacing w:line="276" w:lineRule="auto" w:after="60" w:before="20"/>
-            </w:pPr>
-            <w:r>
-              <w:rPr>
-                <w:rFonts w:ascii="Cambria" w:hAnsi="Cambria" w:cs="Cambria" w:eastAsia="Cambria"/>
-                <w:sz w:val="20"/>
-              </w:rPr>
-              <w:t>2.6</w:t>
-            </w:r>
-          </w:p>
-        </w:tc>
-        <w:tc>
-          <w:tcPr>
-            <w:tcW w:type="dxa" w:w="1928"/>
-          </w:tcPr>
-          <w:p>
-            <w:pPr>
-              <w:spacing w:line="276" w:lineRule="auto" w:after="60" w:before="20"/>
-            </w:pPr>
-            <w:r>
-              <w:rPr>
-                <w:rFonts w:ascii="Cambria" w:hAnsi="Cambria" w:cs="Cambria" w:eastAsia="Cambria"/>
-                <w:sz w:val="20"/>
-              </w:rPr>
-              <w:t>4.0</w:t>
-            </w:r>
-          </w:p>
-        </w:tc>
-      </w:tr>
-      <w:tr>
-        <w:trPr>
-          <w:cantSplit/>
-        </w:trPr>
-        <w:tc>
-          <w:tcPr>
-            <w:tcW w:type="dxa" w:w="3515"/>
-          </w:tcPr>
-          <w:p>
-            <w:pPr>
-              <w:spacing w:line="276" w:lineRule="auto" w:after="60" w:before="20"/>
-            </w:pPr>
-            <w:r>
-              <w:rPr>
-                <w:rFonts w:ascii="Cambria" w:hAnsi="Cambria" w:cs="Cambria" w:eastAsia="Cambria"/>
-                <w:sz w:val="20"/>
-              </w:rPr>
-              <w:t>Plattform-Architekt</w:t>
-            </w:r>
-          </w:p>
-        </w:tc>
-        <w:tc>
-          <w:tcPr>
-            <w:tcW w:type="dxa" w:w="2041"/>
-          </w:tcPr>
-          <w:p>
-            <w:pPr>
-              <w:spacing w:line="276" w:lineRule="auto" w:after="60" w:before="20"/>
-            </w:pPr>
-            <w:r>
-              <w:rPr>
-                <w:rFonts w:ascii="Cambria" w:hAnsi="Cambria" w:cs="Cambria" w:eastAsia="Cambria"/>
-                <w:sz w:val="20"/>
-              </w:rPr>
-              <w:t>3.4</w:t>
-            </w:r>
-          </w:p>
-        </w:tc>
-        <w:tc>
-          <w:tcPr>
-            <w:tcW w:type="dxa" w:w="2154"/>
-          </w:tcPr>
-          <w:p>
-            <w:pPr>
-              <w:spacing w:line="276" w:lineRule="auto" w:after="60" w:before="20"/>
-            </w:pPr>
-            <w:r>
-              <w:rPr>
-                <w:rFonts w:ascii="Cambria" w:hAnsi="Cambria" w:cs="Cambria" w:eastAsia="Cambria"/>
-                <w:sz w:val="20"/>
-              </w:rPr>
-              <w:t>3.0</w:t>
-            </w:r>
-          </w:p>
-        </w:tc>
-        <w:tc>
-          <w:tcPr>
-            <w:tcW w:type="dxa" w:w="1928"/>
-          </w:tcPr>
-          <w:p>
-            <w:pPr>
-              <w:spacing w:line="276" w:lineRule="auto" w:after="60" w:before="20"/>
-            </w:pPr>
-            <w:r>
-              <w:rPr>
-                <w:rFonts w:ascii="Cambria" w:hAnsi="Cambria" w:cs="Cambria" w:eastAsia="Cambria"/>
-                <w:sz w:val="20"/>
-              </w:rPr>
-              <w:t>4.0</w:t>
-            </w:r>
-          </w:p>
-        </w:tc>
-      </w:tr>
-      <w:tr>
-        <w:trPr>
-          <w:cantSplit/>
-        </w:trPr>
-        <w:tc>
-          <w:tcPr>
-            <w:tcW w:type="dxa" w:w="3515"/>
-          </w:tcPr>
-          <w:p>
-            <w:pPr>
-              <w:spacing w:line="276" w:lineRule="auto" w:after="60" w:before="20"/>
-            </w:pPr>
-            <w:r>
-              <w:rPr>
-                <w:rFonts w:ascii="Cambria" w:hAnsi="Cambria" w:cs="Cambria" w:eastAsia="Cambria"/>
-                <w:sz w:val="20"/>
-              </w:rPr>
-              <w:t>Datenschutz und Sicherheit</w:t>
-            </w:r>
-          </w:p>
-        </w:tc>
-        <w:tc>
-          <w:tcPr>
-            <w:tcW w:type="dxa" w:w="2041"/>
-          </w:tcPr>
-          <w:p>
-            <w:pPr>
-              <w:spacing w:line="276" w:lineRule="auto" w:after="60" w:before="20"/>
-            </w:pPr>
-            <w:r>
-              <w:rPr>
-                <w:rFonts w:ascii="Cambria" w:hAnsi="Cambria" w:cs="Cambria" w:eastAsia="Cambria"/>
-                <w:sz w:val="20"/>
-              </w:rPr>
-              <w:t>3.5</w:t>
-            </w:r>
-          </w:p>
-        </w:tc>
-        <w:tc>
-          <w:tcPr>
-            <w:tcW w:type="dxa" w:w="2154"/>
-          </w:tcPr>
-          <w:p>
-            <w:pPr>
-              <w:spacing w:line="276" w:lineRule="auto" w:after="60" w:before="20"/>
-            </w:pPr>
-            <w:r>
-              <w:rPr>
-                <w:rFonts w:ascii="Cambria" w:hAnsi="Cambria" w:cs="Cambria" w:eastAsia="Cambria"/>
-                <w:sz w:val="20"/>
-              </w:rPr>
-              <w:t>3.0</w:t>
-            </w:r>
-          </w:p>
-        </w:tc>
-        <w:tc>
-          <w:tcPr>
-            <w:tcW w:type="dxa" w:w="1928"/>
-          </w:tcPr>
-          <w:p>
-            <w:pPr>
-              <w:spacing w:line="276" w:lineRule="auto" w:after="60" w:before="20"/>
-            </w:pPr>
-            <w:r>
-              <w:rPr>
-                <w:rFonts w:ascii="Cambria" w:hAnsi="Cambria" w:cs="Cambria" w:eastAsia="Cambria"/>
-                <w:sz w:val="20"/>
-              </w:rPr>
-              <w:t>3.5</w:t>
-            </w:r>
-          </w:p>
-        </w:tc>
-      </w:tr>
-    </w:tbl>
     <w:p>
       <w:r>
         <w:rPr>
           <w:b/>
         </w:rPr>
-        <w:t>01.3 Was aus A und B übernommen wurde.</w:t>
+        <w:t>01.3 Gegenprüfung.</w:t>
       </w:r>
       <w:r>
-        <w:t xml:space="preserve"> Aus A: Berechtigungsprofile vom werkzeuglosen Leser bis zum aussenwirksamen Profil, «Risiko zuerst», Kostenmodell der KI in drei Szenarien, Entscheid, welche Routinen gar nicht migriert werden. Aus B: Stecker-Probe, Schattenbetrieb (beide erzeugen, nur das alte System sendet), Nachbau durch eine zweite Fachperson, Datenklasse «lizenzgebunden», Mac-Worker holt Aufträge ab. Korrekturen an C: schlanke Geräteverwaltung und Neuinstallation der dritten Station schon in Stufe 1, Mandantenfeld ab dem ersten Datenbankschema, Studio-Hosting mit Anmeldung als frühes, kleines Paket.</w:t>
+        <w:t xml:space="preserve"> Sechs Prüfer haben Briefing, Beilage und diese Notiz gelesen: skeptischer Ingenieur, Faktencheck, Rechtschreibung, Layout, Stil-Gate, Vertraulichkeit. Eingearbeitet sind unter anderem: Offerte verlangt nicht mehr gratis, was AP0 bezahlt liefert; Abnahmewerte sind als Vorschlagswerte markiert; «gemeinsame» Pakete haben eine Abgrenzung; Repository wird nur einmal geschnitten; sechs statt vierzehn Fragen.</w:t>
       </w:r>
     </w:p>
     <w:p>
@@ -449,10 +143,21 @@
         <w:rPr>
           <w:b/>
         </w:rPr>
+        <w:t>02.0 Versandbedingung.</w:t>
+      </w:r>
+      <w:r>
+        <w:t xml:space="preserve"> 02.4 bis 02.7 und 02.9 sind erledigt, bevor das Briefing das Haus verlässt. Es zeigt genau auf diese Lücken.</w:t>
+      </w:r>
+    </w:p>
+    <w:p>
+      <w:r>
+        <w:rPr>
+          <w:b/>
+        </w:rPr>
         <w:t>02.1 bexio vor dem 02.10.2026.</w:t>
       </w:r>
       <w:r>
-        <w:t xml:space="preserve"> Betragsschwelle und Vier-Augen-Freigabe für autonome Buchungen festlegen, den geplanten Zahlungs-Scope nicht beantragen, den Monatslauf bis dahin nur als Trockenlauf mit Bericht fahren. Die Whitelist verlangt für Buchungen Stornierbarkeit, die Spec vom 17.09. kennt keinen Storno-Weg. Dieser Widerspruch ist vor dem Lauf zu klären.</w:t>
+        <w:t xml:space="preserve"> Du hast am 17.09.2026 entschieden, dass ich die Bankbewegungen ohne Betragsgrenze selbständig buche. Alle drei Richter raten, das vor dem ersten unbeaufsichtigten Monatslauf einzugrenzen, und ich teile das: Betragsschwelle und Vier-Augen-Freigabe festlegen, den Test des Zahlungs-Scope zurückstellen, den Lauf vom 02.10. als Trockenlauf mit Bericht fahren. Die Whitelist verlangt für Buchungen Stornierbarkeit, die Spec vom 17.09.2026 kennt keinen Storno-Weg. Die Umstellung der Task nehme ich auf Dein Wort vor.</w:t>
       </w:r>
     </w:p>
     <w:p>
@@ -463,7 +168,7 @@
         <w:t>02.2 NAS-Backup nachweisen.</w:t>
       </w:r>
       <w:r>
-        <w:t xml:space="preserve"> Im DSM prüfen, ob Hyper Backup läuft, wohin, wann zuletzt. Eine Datei wirklich zurückholen. Im Hub steht dazu nur eine Zeile vom 10.06.2026, das Volume ist zu 93 % belegt.</w:t>
+        <w:t xml:space="preserve"> Im DSM prüfen, ob Hyper Backup läuft, wohin, wann zuletzt. Eine Datei wirklich zurückholen. Im Hub steht dazu nur eine Zeile vom 10.06.2026, das Volume ist zu 93 % belegt.</w:t>
       </w:r>
     </w:p>
     <w:p>
@@ -482,7 +187,7 @@
         <w:rPr>
           <w:b/>
         </w:rPr>
-        <w:t>02.4 GitHub-Konto prüfen.</w:t>
+        <w:t>02.4 Git-Konto prüfen.</w:t>
       </w:r>
       <w:r>
         <w:t xml:space="preserve"> Zwei-Faktor, Branch-Schutz, Schreibrecht des Deploy-Schlüssels der Synology.</w:t>
@@ -540,7 +245,7 @@
         <w:t>02.9 Studio-Links.</w:t>
       </w:r>
       <w:r>
-        <w:t xml:space="preserve"> Den Zufallslink-Deploy einfrieren, bis ein Hosting mit Anmeldung steht. Den einen Live-Link prüfen.</w:t>
+        <w:t xml:space="preserve"> Den Zufallslink-Deploy einfrieren, bis ein Hosting mit Anmeldung steht. Den einen Live-Link prüfen oder vom Netz nehmen.</w:t>
       </w:r>
     </w:p>
     <w:p>
@@ -551,7 +256,7 @@
         <w:t>02.10 Baustopp.</w:t>
       </w:r>
       <w:r>
-        <w:t xml:space="preserve"> Ab jetzt keine neuen Wächter, Scheduler und Queues. Lern-Loops mit Zahl und Termin reduzieren. Der Ingenieur soll kein Ziel verifizieren, das sich täglich bewegt (heute 135 Commits je Tag, 13 Betriebsbefunde je Woche).</w:t>
+        <w:t xml:space="preserve"> Ab jetzt keine neuen Wächter, Scheduler und Queues. Lern-Loops mit Zahl und Termin reduzieren. Der Ingenieur soll kein Ziel verifizieren, das sich täglich bewegt (heute 135 Commits je Tag, 13 Betriebsbefunde je Woche).</w:t>
       </w:r>
     </w:p>
     <w:p>
@@ -567,10 +272,10 @@
         <w:rPr>
           <w:b/>
         </w:rPr>
-        <w:t>03.1 Budgetrahmen und Bestellform.</w:t>
+        <w:t>03.1 Bestellform und Budgetrahmen.</w:t>
       </w:r>
       <w:r>
-        <w:t xml:space="preserve"> Gesamtauftrag Stufe 1 oder Tranchen je Etappe, Obergrenze für die Erstbestellung. Vorschlag: Tranchen, zuerst nur AP0.</w:t>
+        <w:t xml:space="preserve"> Gesamtauftrag Stufe 1 oder Tranchen je Etappe? Vorschlag: Tranchen, zuerst nur AP0, Obergrenze für die Erstbestellung nach Eingang der Offerten.</w:t>
       </w:r>
     </w:p>
     <w:p>
@@ -581,7 +286,7 @@
         <w:t>03.2 Wachstumsziel.</w:t>
       </w:r>
       <w:r>
-        <w:t xml:space="preserve"> Wie viele Mitarbeitende und Stationen bis wann. Das Audit vom 10.06. nennt bis fünf weitere Stationen, das Briefing schreibt «einige Mitarbeitende». Bitte bestätigen oder beziffern.</w:t>
+        <w:t xml:space="preserve"> Wie viele Mitarbeitende und Stationen bis wann? Das Audit vom 10.06.2026 nennt bis zu fünf weitere Stationen. Vorschlag: bei «einige Mitarbeitende» bleiben, eine Zahl braucht der Ingenieur erst beim Auslöser von AP14.</w:t>
       </w:r>
     </w:p>
     <w:p>
@@ -592,7 +297,7 @@
         <w:t>03.3 Hub-Schnitt.</w:t>
       </w:r>
       <w:r>
-        <w:t xml:space="preserve"> Neun Hubs in drei Gruppen, siehe Briefing 04.3. Der Schnitt ist mein Vorschlag aus Geschäftsmodell und Service-Katalog, im Repo gab es dazu kein Konzept.</w:t>
+        <w:t xml:space="preserve"> Neun Hubs in drei Gruppen, in Stufe 1 technisch nur drei Zonen (Briefing 04.3 und 04.6). Der Schnitt ist mein Vorschlag aus Geschäftsmodell und Service-Katalog, im Repo gab es dazu kein Konzept. Vorschlag: so versenden, AP0 darf ihn korrigieren.</w:t>
       </w:r>
     </w:p>
     <w:p>
@@ -600,10 +305,10 @@
         <w:rPr>
           <w:b/>
         </w:rPr>
-        <w:t>03.4 Git-Standort und Historie.</w:t>
+        <w:t>03.4 Bewertungsraster und Form.</w:t>
       </w:r>
       <w:r>
-        <w:t xml:space="preserve"> GitHub mit Schutzregeln behalten, Schweizer oder EU-Hosting, oder selbst gehostet. Umgang mit der bestehenden Historie samt dem Bewerberdatensatz vom 23.08.: Vorschlag neu aufsetzen mit bereinigtem Stand, altes Repository einfrieren.</w:t>
+        <w:t xml:space="preserve"> Gewichte 30, 20, 20, 15, 15, Bindefrist drei Monate, höchstens zehn Seiten. Im Briefing 07.3 und AP10 stehen zudem drei Platzhalter für Dein Zeitbudget, Deine Entscheidfrist und die Servicezeiten. Vorschlag: ein Tag je Woche, Entscheid innert fünf Arbeitstagen, Servicezeiten werktags 07:00 bis 18:00.</w:t>
       </w:r>
     </w:p>
     <w:p>
@@ -611,10 +316,18 @@
         <w:rPr>
           <w:b/>
         </w:rPr>
-        <w:t>03.5 Zentrale.</w:t>
+        <w:t>03.5 Anbieterliste und Vereinbarung.</w:t>
       </w:r>
       <w:r>
-        <w:t xml:space="preserve"> Linux-Host statt Mac mini als Zentrale. Damit entfällt der offene Entscheid «FileVault aus» auf dem Mac mini, FileVault bleibt überall an.</w:t>
+        <w:t xml:space="preserve"> Mindestens drei Anbieter, damit die Offerten vergleichbar sind. Namen kenne ich keine und erfinde keine. Auf Zuruf recherchiere ich eine Liste nach dem Profil in 07, je Eintrag mit Quelle. Die Anfrage kündigt eine Geheimhaltungsvereinbarung des Büros an. Kein Vorschlag, mir fehlt eine Vorlage: entweder stellt sie Deine Rechtsfachperson, oder Du akzeptierst die des Anbieters, dann passe ich Anfrage 04.2 an.</w:t>
+      </w:r>
+    </w:p>
+    <w:p>
+      <w:pPr>
+        <w:pStyle w:val="Heading2"/>
+      </w:pPr>
+      <w:r>
+        <w:t>04 Entscheide für den Workshop von AP0</w:t>
       </w:r>
     </w:p>
     <w:p>
@@ -622,10 +335,10 @@
         <w:rPr>
           <w:b/>
         </w:rPr>
-        <w:t>03.6 NAS.</w:t>
+        <w:t>04.1 Git-Standort und Historie.</w:t>
       </w:r>
       <w:r>
-        <w:t xml:space="preserve"> Erweitern, ersetzen oder kalte Archive auslagern. Welche Wiederherstellungszeit ist für Büroarchiv und laufende Projekte tragbar.</w:t>
+        <w:t xml:space="preserve"> Beim heutigen Hoster mit Schutzregeln bleiben, Schweizer oder EU-Hosting, oder selbst gehostet? Vorschlag: Standort nach juristischer Klärung, Repositorys mit bereinigtem Stand neu aufsetzen, das alte einfrieren (betrifft auch den Bewerberdatensatz vom 23.08.2026).</w:t>
       </w:r>
     </w:p>
     <w:p>
@@ -633,10 +346,10 @@
         <w:rPr>
           <w:b/>
         </w:rPr>
-        <w:t>03.7 Zwei Rechtsträger.</w:t>
+        <w:t>04.2 Zentrale.</w:t>
       </w:r>
       <w:r>
-        <w:t xml:space="preserve"> Nutzt die AG denselben Hub als zweiten Mandanten oder eine getrennte Instanz. Wie wird verrechnet.</w:t>
+        <w:t xml:space="preserve"> Linux-Host statt Mac mini als Zentrale. Vorschlag: ja. Damit entfällt der offene Entscheid «FileVault aus» auf dem Mac mini, FileVault bleibt überall an.</w:t>
       </w:r>
     </w:p>
     <w:p>
@@ -644,10 +357,10 @@
         <w:rPr>
           <w:b/>
         </w:rPr>
-        <w:t>03.8 Partnerbüros.</w:t>
+        <w:t>04.3 NAS.</w:t>
       </w:r>
       <w:r>
-        <w:t xml:space="preserve"> Werden Fremddaten wirklich verarbeitet, auf welcher Vertragsgrundlage, mit oder ohne anonymisierten Rückfluss der Kennwerte.</w:t>
+        <w:t xml:space="preserve"> Erweitern, ersetzen oder kalte Archive auslagern? Welche Wiederherstellungszeit ist für Büroarchiv und laufende Projekte tragbar? Kein Vorschlag, mir fehlen RAID-Stand und Plattenalter.</w:t>
       </w:r>
     </w:p>
     <w:p>
@@ -655,10 +368,10 @@
         <w:rPr>
           <w:b/>
         </w:rPr>
-        <w:t>03.9 Datenstandort.</w:t>
+        <w:t>04.4 Zwei Rechtsträger.</w:t>
       </w:r>
       <w:r>
-        <w:t xml:space="preserve"> Ist Schweiz zwingend oder genügt EU mit Vertrag. Vorher die Geheimhaltungsklauseln der Bauherrschaften im Spitalumfeld prüfen lassen.</w:t>
+        <w:t xml:space="preserve"> Nutzt die AG denselben Hub als zweiten Mandanten oder eine getrennte Instanz? Wie wird verrechnet? Vorschlag: ein Hub, Mandantenfeld ab dem ersten Datenbankschema.</w:t>
       </w:r>
     </w:p>
     <w:p>
@@ -666,10 +379,10 @@
         <w:rPr>
           <w:b/>
         </w:rPr>
-        <w:t>03.10 Rollenteilung.</w:t>
+        <w:t>04.5 Partnerbüros.</w:t>
       </w:r>
       <w:r>
-        <w:t xml:space="preserve"> Was die KI weiterhin selbst bauen darf (Skills, Wissen, Harness über Vorschläge) und was nur über den Ingenieur läuft (Plattform, Identität, Netz, Secrets, Policy).</w:t>
+        <w:t xml:space="preserve"> Werden Fremddaten wirklich verarbeitet, auf welcher Vertragsgrundlage, mit oder ohne anonymisierten Rückfluss der Kennwerte? Vorschlag: erst beim ersten konkreten Partner entscheiden, AP14 wartet darauf.</w:t>
       </w:r>
     </w:p>
     <w:p>
@@ -677,10 +390,10 @@
         <w:rPr>
           <w:b/>
         </w:rPr>
-        <w:t>03.11 Privat und Geschäft.</w:t>
+        <w:t>04.6 Datenstandort.</w:t>
       </w:r>
       <w:r>
-        <w:t xml:space="preserve"> Private Mailkonten und private Scripts (IPTV) aus dem Geschäfts-Hub herauslösen.</w:t>
+        <w:t xml:space="preserve"> Ist die Schweiz zwingend oder genügt die EU mit Vertrag? Vorschlag: vorher die Geheimhaltungsklauseln der Bauherrschaften im Gesundheitswesen prüfen lassen.</w:t>
       </w:r>
     </w:p>
     <w:p>
@@ -688,10 +401,10 @@
         <w:rPr>
           <w:b/>
         </w:rPr>
-        <w:t>03.12 Umfang vor Migration.</w:t>
+        <w:t>04.7 Rollenteilung.</w:t>
       </w:r>
       <w:r>
-        <w:t xml:space="preserve"> Welche der 46 Routinen und der 21 nie aufgerufenen Skills überhaupt weiterleben. Jede gestrichene Routine spart Ingenieurtage.</w:t>
+        <w:t xml:space="preserve"> Vorschlag: Die KI baut weiterhin Skills, Wissen und Harness über Vorschläge, Plattform, Identität, Netz, Secrets und Policy laufen nur über den Ingenieur.</w:t>
       </w:r>
     </w:p>
     <w:p>
@@ -699,10 +412,10 @@
         <w:rPr>
           <w:b/>
         </w:rPr>
-        <w:t>03.13 Wartungsmodell.</w:t>
+        <w:t>04.8 Privat und Geschäft.</w:t>
       </w:r>
       <w:r>
-        <w:t xml:space="preserve"> Gewünschte Reaktionszeiten, Patch-Fenster, Stellvertretung im Notfall.</w:t>
+        <w:t xml:space="preserve"> Vorschlag: private Mailkonten und private Scripts (IPTV) aus dem Geschäfts-Hub herauslösen.</w:t>
       </w:r>
     </w:p>
     <w:p>
@@ -710,10 +423,10 @@
         <w:rPr>
           <w:b/>
         </w:rPr>
-        <w:t>03.14 Bewertungskriterien.</w:t>
+        <w:t>04.9 Umfang vor Migration.</w:t>
       </w:r>
       <w:r>
-        <w:t xml:space="preserve"> Die Gewichte in Briefing 11 (30, 20, 20, 15, 15) sind mein Vorschlag. Ebenso Bindefrist drei Monate und höchstens 15 Seiten.</w:t>
+        <w:t xml:space="preserve"> Welche der 46 Task-Definitionen und der 21 nie aufgerufenen Skills überhaupt weiterleben. Vorschlag: ich lege Dir vor AP6 eine Streichliste vor. Jede gestrichene Routine spart Ingenieurtage.</w:t>
       </w:r>
     </w:p>
     <w:p>
@@ -721,10 +434,10 @@
         <w:rPr>
           <w:b/>
         </w:rPr>
-        <w:t>03.15 Wen anfragen.</w:t>
+        <w:t>04.10 Wartungsmodell.</w:t>
       </w:r>
       <w:r>
-        <w:t xml:space="preserve"> Mindestens drei Anbieter, damit die Offerten vergleichbar sind. Namen kenne ich keine und erfinde keine.</w:t>
+        <w:t xml:space="preserve"> Reaktionszeiten, Patch-Fenster, Stellvertretung im Notfall. Vorschlag: aus den Offerten übernehmen und vergleichen.</w:t>
       </w:r>
     </w:p>
     <w:p>
@@ -732,7 +445,7 @@
         <w:pStyle w:val="Heading2"/>
       </w:pPr>
       <w:r>
-        <w:t>04 Aufwand und Kosten zur Plausibilisierung der Offerten</w:t>
+        <w:t>05 Aufwand und Kosten zur Plausibilisierung der Offerten</w:t>
       </w:r>
     </w:p>
     <w:p>
@@ -740,7 +453,7 @@
         <w:rPr>
           <w:b/>
         </w:rPr>
-        <w:t>04.1 Vorbehalt.</w:t>
+        <w:t>05.1 Vorbehalt.</w:t>
       </w:r>
       <w:r>
         <w:t xml:space="preserve"> Alle Werte sind Schätzungen des Panels ohne Offertgrundlage. Sie dienen nur dazu, eingehende Offerten einzuordnen. Nicht weitergeben, sonst setzt Du den Preisanker selbst.</w:t>
@@ -751,7 +464,7 @@
         <w:rPr>
           <w:b/>
         </w:rPr>
-        <w:t>04.2 Bandbreiten.</w:t>
+        <w:t>05.2 Bandbreiten.</w:t>
       </w:r>
     </w:p>
     <w:tbl>
@@ -775,6 +488,7 @@
       <w:tr>
         <w:trPr>
           <w:cantSplit/>
+          <w:tblHeader/>
         </w:trPr>
         <w:tc>
           <w:tcPr>
@@ -830,7 +544,7 @@
                 <w:rFonts w:ascii="Cambria" w:hAnsi="Cambria" w:cs="Cambria" w:eastAsia="Cambria"/>
                 <w:sz w:val="20"/>
               </w:rPr>
-              <w:t>Stufe 1 (AP0 bis AP10), Ingenieurtage</w:t>
+              <w:t>Stufe 1 (AP0 bis AP10)</w:t>
             </w:r>
           </w:p>
         </w:tc>
@@ -847,7 +561,7 @@
                 <w:rFonts w:ascii="Cambria" w:hAnsi="Cambria" w:cs="Cambria" w:eastAsia="Cambria"/>
                 <w:sz w:val="20"/>
               </w:rPr>
-              <w:t>60 bis 100</w:t>
+              <w:t>60 bis 100 Ingenieurtage</w:t>
             </w:r>
           </w:p>
         </w:tc>
@@ -886,7 +600,7 @@
                 <w:rFonts w:ascii="Cambria" w:hAnsi="Cambria" w:cs="Cambria" w:eastAsia="Cambria"/>
                 <w:sz w:val="20"/>
               </w:rPr>
-              <w:t>20 bis 40 Tage</w:t>
+              <w:t>20 bis 40 Tage</w:t>
             </w:r>
           </w:p>
         </w:tc>
@@ -925,7 +639,7 @@
                 <w:rFonts w:ascii="Cambria" w:hAnsi="Cambria" w:cs="Cambria" w:eastAsia="Cambria"/>
                 <w:sz w:val="20"/>
               </w:rPr>
-              <w:t>25 bis 40 Ingenieurtage</w:t>
+              <w:t>25 bis 40 Ingenieurtage</w:t>
             </w:r>
           </w:p>
         </w:tc>
@@ -947,7 +661,7 @@
                 <w:rFonts w:ascii="Cambria" w:hAnsi="Cambria" w:cs="Cambria" w:eastAsia="Cambria"/>
                 <w:sz w:val="20"/>
               </w:rPr>
-              <w:t>Ausbaupakete AP11 bis AP14 zusammen</w:t>
+              <w:t>Ausbaupakete AP11 bis AP14 zusammen</w:t>
             </w:r>
           </w:p>
         </w:tc>
@@ -964,7 +678,7 @@
                 <w:rFonts w:ascii="Cambria" w:hAnsi="Cambria" w:cs="Cambria" w:eastAsia="Cambria"/>
                 <w:sz w:val="20"/>
               </w:rPr>
-              <w:t>35 bis 70 Ingenieurtage</w:t>
+              <w:t>rund 30 bis 55 Ingenieurtage</w:t>
             </w:r>
           </w:p>
         </w:tc>
@@ -1003,7 +717,7 @@
                 <w:rFonts w:ascii="Cambria" w:hAnsi="Cambria" w:cs="Cambria" w:eastAsia="Cambria"/>
                 <w:sz w:val="20"/>
               </w:rPr>
-              <w:t>1 bis 2 Tage je Monat</w:t>
+              <w:t>1 bis 2 Tage je Monat</w:t>
             </w:r>
           </w:p>
         </w:tc>
@@ -1042,7 +756,7 @@
                 <w:rFonts w:ascii="Cambria" w:hAnsi="Cambria" w:cs="Cambria" w:eastAsia="Cambria"/>
                 <w:sz w:val="20"/>
               </w:rPr>
-              <w:t>CHF 3'300 bis 8'000</w:t>
+              <w:t>CHF 3'300 bis 8'000</w:t>
             </w:r>
           </w:p>
         </w:tc>
@@ -1081,7 +795,7 @@
                 <w:rFonts w:ascii="Cambria" w:hAnsi="Cambria" w:cs="Cambria" w:eastAsia="Cambria"/>
                 <w:sz w:val="20"/>
               </w:rPr>
-              <w:t>CHF 2'500 bis 6'000</w:t>
+              <w:t>CHF 2'500 bis 6'000</w:t>
             </w:r>
           </w:p>
         </w:tc>
@@ -1120,7 +834,7 @@
                 <w:rFonts w:ascii="Cambria" w:hAnsi="Cambria" w:cs="Cambria" w:eastAsia="Cambria"/>
                 <w:sz w:val="20"/>
               </w:rPr>
-              <w:t>CHF 60 bis 340</w:t>
+              <w:t>CHF 60 bis 340</w:t>
             </w:r>
           </w:p>
         </w:tc>
@@ -1142,7 +856,7 @@
                 <w:rFonts w:ascii="Cambria" w:hAnsi="Cambria" w:cs="Cambria" w:eastAsia="Cambria"/>
                 <w:sz w:val="20"/>
               </w:rPr>
-              <w:t>Kalenderdauer Stufe 1</w:t>
+              <w:t>Kalenderdauer Stufe 1</w:t>
             </w:r>
           </w:p>
         </w:tc>
@@ -1159,21 +873,24 @@
                 <w:rFonts w:ascii="Cambria" w:hAnsi="Cambria" w:cs="Cambria" w:eastAsia="Cambria"/>
                 <w:sz w:val="20"/>
               </w:rPr>
-              <w:t>6 bis 9 Monate</w:t>
+              <w:t>6 bis 9 Monate</w:t>
             </w:r>
           </w:p>
         </w:tc>
       </w:tr>
     </w:tbl>
     <w:p>
+      <w:pPr>
+        <w:spacing w:before="200"/>
+      </w:pPr>
       <w:r>
         <w:rPr>
           <w:b/>
         </w:rPr>
-        <w:t>04.3 Tagessatz.</w:t>
+        <w:t>05.3 Herleitung.</w:t>
       </w:r>
       <w:r>
-        <w:t xml:space="preserve"> Unbekannt, vom Ingenieur zu offerieren. Mit der Annahme CHF 1'200 bis 1'800 je Tag läge Stufe 1 bei rund CHF 72'000 bis 180'000, die Erstbestellung bei CHF 30'000 bis 72'000, die Wartung bei CHF 1'200 bis 3'600 je Monat. Die Varianten Cloud-first und eigener Server schätzte das Panel höher (bis rund CHF 185'000 beziehungsweise CHF 265'000).</w:t>
+        <w:t xml:space="preserve"> Stufe 1 und Eigenleistung sind die Hüllkurve dreier Richterwerte für den Umfang des Hybrid-Entwurfs. Das Briefing hat Stufe 1 um Geräteverwaltung, Red-Team-Suite und Rückbau erweitert, das untere Ende gilt also für einen kleineren Umfang. Die Ausbaupakete stützen sich auf den Entwurf (33 bis 59 Tage, abzüglich der vorgezogenen Geräteverwaltung); das Studio-Hosting hat das Panel nicht beziffert. Die Kalenderdauer ist der Panelwert von 16 bis 25 Wochen mal 1.5 für Deine Verfügbarkeit.</w:t>
       </w:r>
     </w:p>
     <w:p>
@@ -1181,10 +898,10 @@
         <w:rPr>
           <w:b/>
         </w:rPr>
-        <w:t>04.4 Warnzeichen in einer Offerte.</w:t>
+        <w:t>05.4 Tagessatz.</w:t>
       </w:r>
       <w:r>
-        <w:t xml:space="preserve"> Stufe 1 deutlich unter 50 Ingenieurtagen (dann fehlen Freigabeschicht oder Datenschutz), Wartung unter einem Tag je Monat bei vielen selbst betriebenen Diensten, keine ausgewiesene Eigenleistung, kein Zeitbedarf des Inhabers, mehr als eine Handvoll selbst betriebener Dienste.</w:t>
+        <w:t xml:space="preserve"> Unbekannt und unbelegt, vom Ingenieur zu offerieren. Mit der Panel-Annahme von CHF 1'200 bis 1'800 je Tag läge Stufe 1 bei rund CHF 72'000 bis 180'000, die Erstbestellung bei CHF 30'000 bis 72'000, die Wartung bei CHF 1'200 bis 3'600 je Monat. Ein Prüfer hält das gesuchte Profil für eher am oberen Rand oder darüber. Die Entwürfe Cloud-first und eigener Server bezifferten sich selbst auf CHF 85'000 bis 185'000 beziehungsweise CHF 100'000 bis 265'000, mit anderen Tagessätzen und Abgrenzungen. Normalisiert bleibt der Hybrid laut Panel rund einen Viertel bis einen Drittel günstiger als Cloud-first.</w:t>
       </w:r>
     </w:p>
     <w:p>
@@ -1192,10 +909,21 @@
         <w:rPr>
           <w:b/>
         </w:rPr>
-        <w:t>04.5 KI-Kosten.</w:t>
+        <w:t>05.5 Warnzeichen in einer Offerte.</w:t>
       </w:r>
       <w:r>
-        <w:t xml:space="preserve"> Das Journal weist USD 2'393 API-Äquivalent in 7.5 Wochen aus, heute vom Abo gedeckt. Darin stecken 43 % Fehlläufe und rund die Hälfte Treiberläufe, es fehlen aber die App-Routinen als grösster Verbraucher. Als Planwert taugt die Zahl nicht. Ein bereinigter Wert ist erst nach der Migration der Routinen messbar.</w:t>
+        <w:t xml:space="preserve"> Stufe 1 deutlich unter 50 Ingenieurtagen (dann fehlen Freigabeschicht oder Datenschutz), Wartung unter einem Tag je Monat bei vielen selbst betriebenen Diensten, keine ausgewiesene Eigenleistung, kein Zeitbedarf des Inhabers, mehr als eine Handvoll selbst betriebener Dienste.</w:t>
+      </w:r>
+    </w:p>
+    <w:p>
+      <w:r>
+        <w:rPr>
+          <w:b/>
+        </w:rPr>
+        <w:t>05.6 KI-Kosten.</w:t>
+      </w:r>
+      <w:r>
+        <w:t xml:space="preserve"> Das Journal weist USD 2'393 API-Äquivalent in 7.5 Wochen aus, heute vom Abo gedeckt. Darin stecken 43 % Fehlläufe und rund die Hälfte Treiberläufe, es fehlen aber die App-Routinen als grösster Verbraucher. Als Planwert taugt die Zahl nicht. Ein bereinigter Wert ist erst nach der Migration der Routinen messbar.</w:t>
       </w:r>
     </w:p>
     <w:p>
@@ -1203,7 +931,7 @@
         <w:pStyle w:val="Heading2"/>
       </w:pPr>
       <w:r>
-        <w:t>05 Kosten ausserhalb der Technik</w:t>
+        <w:t>06 Kosten ausserhalb der Technik</w:t>
       </w:r>
     </w:p>
     <w:p>
@@ -1211,10 +939,10 @@
         <w:rPr>
           <w:b/>
         </w:rPr>
-        <w:t>05.1 Rechtsfachperson.</w:t>
+        <w:t>06.1 Rechtsfachperson.</w:t>
       </w:r>
       <w:r>
-        <w:t xml:space="preserve"> DSG, Auftragsbearbeitung, Auslandbekanntgabe, Lizenzen der Normen und des Fachbuchs, Geheimhaltung im Spitalumfeld. Früh beiziehen, vor dem Standortentscheid.</w:t>
+        <w:t xml:space="preserve"> DSG, Auftragsbearbeitung, Auslandbekanntgabe, Vertragslage der heutigen KI-Nutzung, Lizenzen der Normen und des Fachbuchs, Geheimhaltung gegenüber Bauherrschaften. Früh beiziehen, vor dem Standortentscheid.</w:t>
       </w:r>
     </w:p>
     <w:p>
@@ -1222,7 +950,7 @@
         <w:rPr>
           <w:b/>
         </w:rPr>
-        <w:t>05.2 Versicherung.</w:t>
+        <w:t>06.2 Versicherung.</w:t>
       </w:r>
       <w:r>
         <w:t xml:space="preserve"> Deckung der Berufshaftpflicht und einer Cyberversicherung für KI-gestützte Fixpreisprodukte und autonome Buchungen klären.</w:t>
@@ -1233,40 +961,10 @@
         <w:rPr>
           <w:b/>
         </w:rPr>
-        <w:t>05.3 Gesamtübersicht IT-Kosten heute.</w:t>
+        <w:t>06.3 Gesamtübersicht IT-Kosten heute.</w:t>
       </w:r>
       <w:r>
-        <w:t xml:space="preserve"> Claude-Abos, Microsoft 365, bexio, Hosting, GitHub, Tailscale. Im Hub nicht erhoben, als Vergleichsbasis nötig.</w:t>
-      </w:r>
-    </w:p>
-    <w:p>
-      <w:pPr>
-        <w:pStyle w:val="Heading2"/>
-      </w:pPr>
-      <w:r>
-        <w:t>06 Was vor der Geheimhaltungsvereinbarung nicht herausgeht</w:t>
-      </w:r>
-    </w:p>
-    <w:p>
-      <w:r>
-        <w:rPr>
-          <w:b/>
-        </w:rPr>
-        <w:t>06.1 Heraus darf:</w:t>
-      </w:r>
-      <w:r>
-        <w:t xml:space="preserve"> das Briefing und Beilage 1. Beide enthalten keine Adressen, Kennungen oder Namen Dritter, nennen aber Schwachstellenklassen. Darum auch sie nur an ausgewählte Anbieter und als «vertraulich».</w:t>
-      </w:r>
-    </w:p>
-    <w:p>
-      <w:r>
-        <w:rPr>
-          <w:b/>
-        </w:rPr>
-        <w:t>06.2 Erst nach Unterschrift:</w:t>
-      </w:r>
-      <w:r>
-        <w:t xml:space="preserve"> Befundkatalog, Hub-Audit, Systemanalyse, Spec, Zugang zum Repository. Der Ingenieur wird selbst Auftragsbearbeiter mit hohen Rechten und braucht Geheimhaltungs- und Auftragsbearbeitungsvertrag, ein benanntes Konto und einen geregelten Austritt.</w:t>
+        <w:t xml:space="preserve"> Claude-Abos, Microsoft 365, bexio, Hosting, Git-Hoster, Tailscale. Im Hub nicht erhoben, als Vergleichsbasis nötig.</w:t>
       </w:r>
     </w:p>
     <w:p>
@@ -1304,10 +1002,10 @@
         <w:rPr>
           <w:b/>
         </w:rPr>
-        <w:t>07.3 Haltung.</w:t>
+        <w:t>07.3 Realität.</w:t>
       </w:r>
       <w:r>
-        <w:t xml:space="preserve"> Jemand, der streicht statt aufbaut und die Frage 10.13 des Briefings gern beantwortet.</w:t>
+        <w:t xml:space="preserve"> Diese Schnittmenge ist klein. Spezialisten für agentische Systeme sind oft Kleinstfirmen ohne Stellvertretung, klassische KMU-Dienstleister haben keine Agentenerfahrung. Darum lässt das Briefing Bietergemeinschaften zu und verlangt Stellvertretung nur für die Wartung.</w:t>
       </w:r>
     </w:p>
     <w:p>
@@ -1315,7 +1013,7 @@
         <w:pStyle w:val="Heading2"/>
       </w:pPr>
       <w:r>
-        <w:t>08 Ablage</w:t>
+        <w:t>08 Ablage und Versand</w:t>
       </w:r>
     </w:p>
     <w:p>
@@ -1335,8 +1033,121 @@
         </w:rPr>
         <w:t>/Volumes/daten/jans-ai-hub/docs/konzepte/260919-Briefing-IT-Ingenieur-JANS-AI-Zentrum/</w:t>
       </w:r>
+    </w:p>
+    <w:p>
       <w:r>
-        <w:t xml:space="preserve"> mit Briefing, Beilage 1, Befundkatalog und dieser Notiz, je als MD, DOCX und PDF (Beilage als HTML und PDF).</w:t>
+        <w:rPr>
+          <w:b/>
+        </w:rPr>
+        <w:t>08.2 Versand 1, vor der Vereinbarung.</w:t>
+      </w:r>
+      <w:r>
+        <w:t xml:space="preserve"> Unterordner </w:t>
+      </w:r>
+      <w:r>
+        <w:rPr>
+          <w:rFonts w:ascii="Consolas" w:hAnsi="Consolas"/>
+          <w:sz w:val="20"/>
+        </w:rPr>
+        <w:t>260919-Versand-1-vor-Geheimhaltung/</w:t>
+      </w:r>
+      <w:r>
+        <w:t xml:space="preserve"> mit genau einer Datei: der Anfrage als PDF.</w:t>
+      </w:r>
+    </w:p>
+    <w:p>
+      <w:r>
+        <w:rPr>
+          <w:b/>
+        </w:rPr>
+        <w:t>08.3 Versand 2, nach der Vereinbarung.</w:t>
+      </w:r>
+      <w:r>
+        <w:t xml:space="preserve"> Unterordner </w:t>
+      </w:r>
+      <w:r>
+        <w:rPr>
+          <w:rFonts w:ascii="Consolas" w:hAnsi="Consolas"/>
+          <w:sz w:val="20"/>
+        </w:rPr>
+        <w:t>260919-Versand-2-nach-Geheimhaltung/</w:t>
+      </w:r>
+      <w:r>
+        <w:t xml:space="preserve"> mit genau zwei Dateien: Briefing und Beilage 1 als PDF. Nie MD, DOCX oder HTML an Dritte. Je Empfänger empfiehlt sich ein eigenes PDF mit Firmenname in der Fusszeile, das erzeuge ich auf Zuruf.</w:t>
+      </w:r>
+    </w:p>
+    <w:p>
+      <w:r>
+        <w:rPr>
+          <w:b/>
+        </w:rPr>
+        <w:t>08.4 Nur zur Einsicht.</w:t>
+      </w:r>
+      <w:r>
+        <w:t xml:space="preserve"> Der Befundkatalog ist auch nach der Vereinbarung eine ausführbare Anleitung. Einsicht an der Begehung, Abgabe nur an den Anbieter, der AP0 erhält, und erst nachdem 02.5 bis 02.7 geschlossen sind.</w:t>
+      </w:r>
+    </w:p>
+    <w:p>
+      <w:pPr>
+        <w:pStyle w:val="Heading2"/>
+      </w:pPr>
+      <w:r>
+        <w:t>09 To-do in dieser Reihenfolge</w:t>
+      </w:r>
+    </w:p>
+    <w:p>
+      <w:r>
+        <w:rPr>
+          <w:b/>
+        </w:rPr>
+        <w:t>09.1 Bis 02.10.2026.</w:t>
+      </w:r>
+      <w:r>
+        <w:t xml:space="preserve"> bexio-Monatslauf eingrenzen (02.1).</w:t>
+      </w:r>
+    </w:p>
+    <w:p>
+      <w:r>
+        <w:rPr>
+          <w:b/>
+        </w:rPr>
+        <w:t>09.2 Diese Woche.</w:t>
+      </w:r>
+      <w:r>
+        <w:t xml:space="preserve"> Backup-Nachweis und zweiter Alarmkanal (02.2, 02.3). 02.4 bis 02.9 auf Zuruf, die Klickwege liefere ich.</w:t>
+      </w:r>
+    </w:p>
+    <w:p>
+      <w:r>
+        <w:rPr>
+          <w:b/>
+        </w:rPr>
+        <w:t>09.3 Vor dem Versand.</w:t>
+      </w:r>
+      <w:r>
+        <w:t xml:space="preserve"> Die fünf Entscheide aus 03, Termine in die Platzhalterlinien von Anfrage und Briefing.</w:t>
+      </w:r>
+    </w:p>
+    <w:p>
+      <w:r>
+        <w:rPr>
+          <w:b/>
+        </w:rPr>
+        <w:t>09.4 Anbieter.</w:t>
+      </w:r>
+      <w:r>
+        <w:t xml:space="preserve"> Auf Zuruf recherchiere ich mindestens drei Anbieter nach dem Profil in 07.</w:t>
+      </w:r>
+    </w:p>
+    <w:p>
+      <w:r>
+        <w:rPr>
+          <w:b/>
+        </w:rPr>
+        <w:t>09.5 Begleitmail.</w:t>
+      </w:r>
+      <w:r>
+        <w:t xml:space="preserve"> Entwurf je Anbieter im Sie, mit der Anfrage als Anhang. Versand erst nach Deiner Freigabe.</w:t>
       </w:r>
     </w:p>
     <w:sectPr>
@@ -1810,6 +1621,10 @@
       </w:tabs>
       <w:spacing w:after="0" w:line="240" w:lineRule="auto"/>
     </w:pPr>
+    <w:rPr>
+      <w:rFonts w:ascii="Cambria" w:hAnsi="Cambria" w:cs="Cambria" w:eastAsia="Cambria"/>
+      <w:sz w:val="16"/>
+    </w:rPr>
   </w:style>
   <w:style w:type="character" w:customStyle="1" w:styleId="FooterChar">
     <w:name w:val="Footer Char"/>

--- a/docs/konzepte/260919-Briefing-IT-Ingenieur-JANS-AI-Zentrum/260919-Begleitnotiz-intern-Entscheide-vor-Versand.docx
+++ b/docs/konzepte/260919-Briefing-IT-Ingenieur-JANS-AI-Zentrum/260919-Begleitnotiz-intern-Entscheide-vor-Versand.docx
@@ -42,7 +42,7 @@
         <w:t>00.2 Zwei Stufen beim Versand.</w:t>
       </w:r>
       <w:r>
-        <w:t xml:space="preserve"> Zuerst geht nur die zweiseitige Anfrage hinaus. Das Briefing und Beilage 1 folgen nach der Geheimhaltungsvereinbarung, der Befundkatalog liegt an der Begehung auf. Drei Prüfer haben unabhängig gewarnt: das volle Briefing beschreibt zusammen mit Firmenname und Mailadresse, wie das System angreifbar ist.</w:t>
+        <w:t xml:space="preserve"> Zuerst geht nur die zweiseitige Anfrage hinaus. Das Briefing und Beilage 1 folgen nach der Geheimhaltungsvereinbarung, der Befundkatalog liegt an der Begehung auf. Drei Prüfer haben unabhängig gewarnt: Das volle Briefing beschreibt zusammen mit Firmenname und Mailadresse, wie das System angreifbar ist.</w:t>
       </w:r>
     </w:p>
     <w:p>
@@ -105,7 +105,7 @@
         <w:t>01.1 Ist-Analyse.</w:t>
       </w:r>
       <w:r>
-        <w:t xml:space="preserve"> Zehn parallele, rein lesende Analyse-Läufe über je ein Subsystem, 120 belegte Befunde, zusammengeführt im Befundkatalog (48 Seiten). Drei Kernzahlen habe ich an der Quelle nachgemessen: 2'543 Läufe mit 43 % Fehlläufen, 46 Task-Definitionen und 346 Stall-Meldungen des Keepalive am 17.09.2026. Letztere sind eine einzige Episode von 03:15 bis 09:07, nicht 346 Abrisse. Den Fehler hat die Gegenprüfung gefunden, er ist überall korrigiert.</w:t>
+        <w:t xml:space="preserve"> Zehn parallele, rein lesende Analyse-Läufe über je ein Subsystem, 120 belegte Befunde, zusammengeführt im Befundkatalog (55 Seiten). Drei Kernzahlen habe ich an der Quelle nachgemessen: 2'543 Läufe mit 43 % Fehlläufen, 46 Task-Definitionen und 346 Stall-Meldungen des Keepalive am 17.09.2026. Letztere sind eine einzige Episode von 03:15 bis 09:07, nicht 346 Abrisse. Den Fehler hat die Gegenprüfung gefunden, er ist überall korrigiert.</w:t>
       </w:r>
     </w:p>
     <w:p>
@@ -116,7 +116,7 @@
         <w:t>01.2 Panel in der Bilanz.</w:t>
       </w:r>
       <w:r>
-        <w:t xml:space="preserve"> A Cloud-first: plus kleinster Eigenbetrieb, trägt Mitarbeitende und Mandanten am besten; minus zehn bis zwölf Anbieterbeziehungen, erzwingt faktisch den API-Betrieb, keine Sofortmassnahme vor dem 02.10. B Eigener Server: plus höchste Datenhoheit, härteste Abnahmetests; minus rund ein Dutzend selbst betriebene Dienste, teuerste und längste Variante, Klumpenrisiko Büro. C Hybrid: plus ein Host, eine Datenbank, Ausbau nur bei Auslöser, Sofortmassnahmen, Eigenleistung beziffert; minus Aufwände im Entwurf rund um die Hälfte zu tief (in 05 korrigiert), Geräteverwaltung und Mandantenfeld zu spät (im Briefing vorgezogen).</w:t>
+        <w:t xml:space="preserve"> A Cloud-first: plus kleinster Eigenbetrieb, trägt Mitarbeitende und Mandanten am besten; minus zehn bis zwölf Anbieterbeziehungen, erzwingt faktisch den API-Betrieb, keine Sofortmassnahme vor dem 02.10. B Eigener Server: plus höchste Datenhoheit, härteste Abnahmetests; minus rund ein Dutzend selbst betriebene Dienste, teuerste und längste Variante, Klumpenrisiko Büro. C Hybrid: plus ein Host, eine Datenbank, Ausbau nur bei Auslöser, Sofortmassnahmen, Eigenleistung beziffert; minus Aufwände im Entwurf um rund die Hälfte zu tief (in 05 korrigiert), Geräteverwaltung und Mandantenfeld zu spät (im Briefing vorgezogen).</w:t>
       </w:r>
     </w:p>
     <w:p>
@@ -179,7 +179,7 @@
         <w:t>02.3 Zweiter Alarmkanal.</w:t>
       </w:r>
       <w:r>
-        <w:t xml:space="preserve"> Push-Kanal und ein externer Dead-Man-Switch für Tagesbriefing und Fristen-Radar. Der Mail-Weg ist mindestens dreimal still ausgefallen.</w:t>
+        <w:t xml:space="preserve"> Push-Kanal und ein externer Dead-Man-Switch für Tagesbriefing und Fristen-Radar. Der Mailweg ist mindestens dreimal still ausgefallen.</w:t>
       </w:r>
     </w:p>
     <w:p>
@@ -297,7 +297,7 @@
         <w:t>03.3 Hub-Schnitt.</w:t>
       </w:r>
       <w:r>
-        <w:t xml:space="preserve"> Neun Hubs in drei Gruppen, in Stufe 1 technisch nur drei Zonen (Briefing 04.3 und 04.6). Der Schnitt ist mein Vorschlag aus Geschäftsmodell und Service-Katalog, im Repo gab es dazu kein Konzept. Vorschlag: so versenden, AP0 darf ihn korrigieren.</w:t>
+        <w:t xml:space="preserve"> Neun Hubs in drei Gruppen, in Stufe 1 technisch nur drei Zonen (Briefing 04.3 und 04.6). Der Schnitt ist mein Vorschlag aus Geschäftsmodell und Service-Katalog, im Repository gab es dazu kein Konzept. Vorschlag: so versenden, AP0 darf ihn korrigieren.</w:t>
       </w:r>
     </w:p>
     <w:p>
@@ -308,7 +308,7 @@
         <w:t>03.4 Bewertungsraster und Form.</w:t>
       </w:r>
       <w:r>
-        <w:t xml:space="preserve"> Gewichte 30, 20, 20, 15, 15, Bindefrist drei Monate, höchstens zehn Seiten. Im Briefing 07.3 und AP10 stehen zudem drei Platzhalter für Dein Zeitbudget, Deine Entscheidfrist und die Servicezeiten. Vorschlag: ein Tag je Woche, Entscheid innert fünf Arbeitstagen, Servicezeiten werktags 07:00 bis 18:00.</w:t>
+        <w:t xml:space="preserve"> Gewichte 30, 20, 20, 15, 15; Bindefrist drei Monate; höchstens zehn Seiten. Im Briefing 07.3 und AP10 stehen zudem drei Platzhalter für Dein Zeitbudget, Deine Entscheidfrist und die Servicezeiten. Vorschlag: ein bis zwei Tage je Woche (in Umschaltphasen zwei), Entscheid innert fünf Arbeitstagen, Servicezeiten werktags 07:00 bis 18:00.</w:t>
       </w:r>
     </w:p>
     <w:p>
@@ -319,7 +319,7 @@
         <w:t>03.5 Anbieterliste und Vereinbarung.</w:t>
       </w:r>
       <w:r>
-        <w:t xml:space="preserve"> Mindestens drei Anbieter, damit die Offerten vergleichbar sind. Namen kenne ich keine und erfinde keine. Auf Zuruf recherchiere ich eine Liste nach dem Profil in 07, je Eintrag mit Quelle. Die Anfrage kündigt eine Geheimhaltungsvereinbarung des Büros an. Kein Vorschlag, mir fehlt eine Vorlage: entweder stellt sie Deine Rechtsfachperson, oder Du akzeptierst die des Anbieters, dann passe ich Anfrage 04.2 an.</w:t>
+        <w:t xml:space="preserve"> Mindestens drei Anbieter, damit die Offerten vergleichbar sind. Namen kenne ich keine und erfinde keine. Auf Zuruf recherchiere ich eine Liste nach dem Profil in 07, je Eintrag mit Quelle. Die Anfrage kündigt eine Geheimhaltungsvereinbarung des Büros an. Kein Vorschlag, mir fehlt eine Vorlage: Entweder stellt sie Deine Rechtsfachperson, oder Du akzeptierst die des Anbieters, dann passe ich Anfrage 04.2 an.</w:t>
       </w:r>
     </w:p>
     <w:p>
@@ -404,7 +404,7 @@
         <w:t>04.7 Rollenteilung.</w:t>
       </w:r>
       <w:r>
-        <w:t xml:space="preserve"> Vorschlag: Die KI baut weiterhin Skills, Wissen und Harness über Vorschläge, Plattform, Identität, Netz, Secrets und Policy laufen nur über den Ingenieur.</w:t>
+        <w:t xml:space="preserve"> Vorschlag: Die KI baut weiterhin Skills, Wissen und Harness über Vorschläge; Plattform, Identität, Netz, Secrets und Policy laufen nur über den Ingenieur.</w:t>
       </w:r>
     </w:p>
     <w:p>
@@ -426,7 +426,7 @@
         <w:t>04.9 Umfang vor Migration.</w:t>
       </w:r>
       <w:r>
-        <w:t xml:space="preserve"> Welche der 46 Task-Definitionen und der 21 nie aufgerufenen Skills überhaupt weiterleben. Vorschlag: ich lege Dir vor AP6 eine Streichliste vor. Jede gestrichene Routine spart Ingenieurtage.</w:t>
+        <w:t xml:space="preserve"> Welche der 46 Task-Definitionen und der 21 nie aufgerufenen Skills leben überhaupt weiter? Vorschlag: Ich lege Dir vor AP6 eine Streichliste vor. Jede gestrichene Routine spart Ingenieurtage.</w:t>
       </w:r>
     </w:p>
     <w:p>
@@ -901,7 +901,7 @@
         <w:t>05.4 Tagessatz.</w:t>
       </w:r>
       <w:r>
-        <w:t xml:space="preserve"> Unbekannt und unbelegt, vom Ingenieur zu offerieren. Mit der Panel-Annahme von CHF 1'200 bis 1'800 je Tag läge Stufe 1 bei rund CHF 72'000 bis 180'000, die Erstbestellung bei CHF 30'000 bis 72'000, die Wartung bei CHF 1'200 bis 3'600 je Monat. Ein Prüfer hält das gesuchte Profil für eher am oberen Rand oder darüber. Die Entwürfe Cloud-first und eigener Server bezifferten sich selbst auf CHF 85'000 bis 185'000 beziehungsweise CHF 100'000 bis 265'000, mit anderen Tagessätzen und Abgrenzungen. Normalisiert bleibt der Hybrid laut Panel rund einen Viertel bis einen Drittel günstiger als Cloud-first.</w:t>
+        <w:t xml:space="preserve"> Unbekannt und unbelegt, vom Ingenieur zu offerieren. Mit der Panel-Annahme von CHF 1'200 bis 1'800 je Tag läge Stufe 1 bei rund CHF 72'000 bis 180'000, die Erstbestellung bei CHF 30'000 bis 72'000, die Wartung bei CHF 1'200 bis 3'600 je Monat. Ein Prüfer sieht das gesuchte Profil eher am oberen Rand oder darüber. Die Entwürfe Cloud-first und eigener Server bezifferten sich selbst auf CHF 85'000 bis 185'000 beziehungsweise CHF 100'000 bis 265'000, mit anderen Tagessätzen und Abgrenzungen. Normalisiert bleibt der Hybrid laut Panel rund einen Viertel bis einen Drittel günstiger als Cloud-first.</w:t>
       </w:r>
     </w:p>
     <w:p>
@@ -1084,7 +1084,7 @@
         <w:t>08.4 Nur zur Einsicht.</w:t>
       </w:r>
       <w:r>
-        <w:t xml:space="preserve"> Der Befundkatalog ist auch nach der Vereinbarung eine ausführbare Anleitung. Einsicht an der Begehung, Abgabe nur an den Anbieter, der AP0 erhält, und erst nachdem 02.5 bis 02.7 geschlossen sind.</w:t>
+        <w:t xml:space="preserve"> Der Befundkatalog ist auch nach der Vereinbarung eine ausführbare Anleitung. Einsicht an der Begehung, Abgabe nur an den Anbieter, der AP0 erhält, und erst nachdem 02.4 bis 02.7 und 02.9 geschlossen sind.</w:t>
       </w:r>
     </w:p>
     <w:p>
@@ -1114,7 +1114,7 @@
         <w:t>09.2 Diese Woche.</w:t>
       </w:r>
       <w:r>
-        <w:t xml:space="preserve"> Backup-Nachweis und zweiter Alarmkanal (02.2, 02.3). 02.4 bis 02.9 auf Zuruf, die Klickwege liefere ich.</w:t>
+        <w:t xml:space="preserve"> Backup-Nachweis und zweiter Alarmkanal (02.2, 02.3). 02.4 bis 02.9 auf Zuruf, die Klickwege liefere ich. 02.4 bis 02.7 und 02.9 müssen vor dem Versand von Briefing und Beilage erledigt sein.</w:t>
       </w:r>
     </w:p>
     <w:p>
